--- a/Letter.docx
+++ b/Letter.docx
@@ -4,15 +4,309 @@
   <w:body>
     <w:p>
       <w:pPr>
-        <w:rPr>
-          <w:lang w:val="en-US"/>
-        </w:rPr>
-      </w:pPr>
-      <w:r>
-        <w:rPr>
-          <w:lang w:val="en-US"/>
-        </w:rPr>
-        <w:t>Wowza</w:t>
+        <w:spacing w:line="240" w:lineRule="auto"/>
+        <w:rPr>
+          <w:lang w:val="en-US"/>
+        </w:rPr>
+      </w:pPr>
+      <w:r>
+        <w:rPr>
+          <w:lang w:val="en-US"/>
+        </w:rPr>
+        <w:t>Happy Birthday!</w:t>
+      </w:r>
+    </w:p>
+    <w:p>
+      <w:pPr>
+        <w:spacing w:line="240" w:lineRule="auto"/>
+        <w:rPr>
+          <w:lang w:val="en-US"/>
+        </w:rPr>
+      </w:pPr>
+    </w:p>
+    <w:p>
+      <w:pPr>
+        <w:spacing w:line="240" w:lineRule="auto"/>
+        <w:rPr>
+          <w:lang w:val="en-US"/>
+        </w:rPr>
+      </w:pPr>
+      <w:r>
+        <w:rPr>
+          <w:lang w:val="en-US"/>
+        </w:rPr>
+        <w:tab/>
+        <w:t>Well, it’s certainly been a while since I sent you any messages but before that of course I’d like to greet you with a Happy Birthday! I know it’s kind of unprecedented for me to put this in a website or in this case make one but I want to show my gratitude at the very least by doing this much.</w:t>
+      </w:r>
+    </w:p>
+    <w:p>
+      <w:pPr>
+        <w:spacing w:line="240" w:lineRule="auto"/>
+        <w:rPr>
+          <w:lang w:val="en-US"/>
+        </w:rPr>
+      </w:pPr>
+    </w:p>
+    <w:p>
+      <w:pPr>
+        <w:spacing w:line="240" w:lineRule="auto"/>
+        <w:ind w:firstLine="720"/>
+        <w:rPr>
+          <w:lang w:val="en-US"/>
+        </w:rPr>
+      </w:pPr>
+      <w:r>
+        <w:rPr>
+          <w:lang w:val="en-US"/>
+        </w:rPr>
+        <w:t>Throughout the time we knew each other a lot of things happened a lot changed I can tell you’ve gotten a lot better and because of that I’m happy for you</w:t>
+      </w:r>
+      <w:r>
+        <w:rPr>
+          <w:lang w:val="en-US"/>
+        </w:rPr>
+        <w:t>.</w:t>
+      </w:r>
+    </w:p>
+    <w:p>
+      <w:pPr>
+        <w:spacing w:line="240" w:lineRule="auto"/>
+        <w:ind w:firstLine="720"/>
+        <w:rPr>
+          <w:lang w:val="en-US"/>
+        </w:rPr>
+      </w:pPr>
+    </w:p>
+    <w:p>
+      <w:pPr>
+        <w:spacing w:line="240" w:lineRule="auto"/>
+        <w:ind w:firstLine="720"/>
+        <w:rPr>
+          <w:lang w:val="en-US"/>
+        </w:rPr>
+      </w:pPr>
+      <w:r>
+        <w:rPr>
+          <w:lang w:val="en-US"/>
+        </w:rPr>
+        <w:t>Sometimes I find myself remembering some of our moments from time to time like the one where we talked about instead of getting drunk, we’d be the two-drinking milk after a meeting from the Rotaract since they drink after meetings sometimes</w:t>
+      </w:r>
+      <w:r>
+        <w:rPr>
+          <w:lang w:val="en-US"/>
+        </w:rPr>
+        <w:t xml:space="preserve"> (this was really goofy and I loved this idea)</w:t>
+      </w:r>
+      <w:r>
+        <w:rPr>
+          <w:lang w:val="en-US"/>
+        </w:rPr>
+        <w:t>. Though it</w:t>
+      </w:r>
+      <w:r>
+        <w:rPr>
+          <w:lang w:val="en-US"/>
+        </w:rPr>
+        <w:t xml:space="preserve"> was a</w:t>
+      </w:r>
+      <w:r>
+        <w:rPr>
+          <w:lang w:val="en-US"/>
+        </w:rPr>
+        <w:t xml:space="preserve"> short talk</w:t>
+      </w:r>
+      <w:r>
+        <w:rPr>
+          <w:lang w:val="en-US"/>
+        </w:rPr>
+        <w:t xml:space="preserve"> </w:t>
+      </w:r>
+      <w:r>
+        <w:rPr>
+          <w:lang w:val="en-US"/>
+        </w:rPr>
+        <w:t xml:space="preserve">somehow, it’s still stuck in my head I guess </w:t>
+      </w:r>
+      <w:r>
+        <w:rPr>
+          <w:lang w:val="en-US"/>
+        </w:rPr>
+        <w:t>you’re a hard person to forget after all.</w:t>
+      </w:r>
+    </w:p>
+    <w:p>
+      <w:pPr>
+        <w:spacing w:line="240" w:lineRule="auto"/>
+        <w:ind w:firstLine="720"/>
+        <w:rPr>
+          <w:lang w:val="en-US"/>
+        </w:rPr>
+      </w:pPr>
+    </w:p>
+    <w:p>
+      <w:pPr>
+        <w:spacing w:line="240" w:lineRule="auto"/>
+        <w:ind w:firstLine="720"/>
+        <w:rPr>
+          <w:lang w:val="en-US"/>
+        </w:rPr>
+      </w:pPr>
+      <w:r>
+        <w:rPr>
+          <w:lang w:val="en-US"/>
+        </w:rPr>
+        <w:t xml:space="preserve">I won’t pretend that I’ve been busy actually the times when I joined those events from the </w:t>
+      </w:r>
+      <w:r>
+        <w:rPr>
+          <w:lang w:val="en-US"/>
+        </w:rPr>
+        <w:t xml:space="preserve">literary club, I wasn’t expecting you to be there. It was quite a surprise for me when I saw you there, and honestly, I don’t mind seeing you there.  </w:t>
+      </w:r>
+    </w:p>
+    <w:p>
+      <w:pPr>
+        <w:spacing w:line="240" w:lineRule="auto"/>
+        <w:ind w:firstLine="720"/>
+        <w:rPr>
+          <w:lang w:val="en-US"/>
+        </w:rPr>
+      </w:pPr>
+    </w:p>
+    <w:p>
+      <w:pPr>
+        <w:spacing w:line="240" w:lineRule="auto"/>
+        <w:ind w:firstLine="720"/>
+        <w:rPr>
+          <w:lang w:val="en-US"/>
+        </w:rPr>
+      </w:pPr>
+      <w:r>
+        <w:rPr>
+          <w:lang w:val="en-US"/>
+        </w:rPr>
+        <w:t>Oh,</w:t>
+      </w:r>
+      <w:r>
+        <w:rPr>
+          <w:lang w:val="en-US"/>
+        </w:rPr>
+        <w:t xml:space="preserve"> and I told one lie</w:t>
+      </w:r>
+      <w:r>
+        <w:rPr>
+          <w:lang w:val="en-US"/>
+        </w:rPr>
+        <w:t>.</w:t>
+      </w:r>
+      <w:r>
+        <w:rPr>
+          <w:lang w:val="en-US"/>
+        </w:rPr>
+        <w:t xml:space="preserve"> </w:t>
+      </w:r>
+      <w:r>
+        <w:rPr>
+          <w:lang w:val="en-US"/>
+        </w:rPr>
+        <w:t>O</w:t>
+      </w:r>
+      <w:r>
+        <w:rPr>
+          <w:lang w:val="en-US"/>
+        </w:rPr>
+        <w:t>n April 24, 2026, that time when you asked me “Are you really that busy” and I replied “I didn’t get much sleep last night because I stayed up late playing”, the second part of that was a lie</w:t>
+      </w:r>
+      <w:r>
+        <w:rPr>
+          <w:lang w:val="en-US"/>
+        </w:rPr>
+        <w:t xml:space="preserve">. I was up late but not because I’ve been playing games but I’ve been thinking what to put in this letter. I couldn’t ruin a surprise you know? </w:t>
+      </w:r>
+    </w:p>
+    <w:p>
+      <w:pPr>
+        <w:spacing w:line="240" w:lineRule="auto"/>
+        <w:rPr>
+          <w:lang w:val="en-US"/>
+        </w:rPr>
+      </w:pPr>
+      <w:r>
+        <w:rPr>
+          <w:lang w:val="en-US"/>
+        </w:rPr>
+        <w:tab/>
+      </w:r>
+    </w:p>
+    <w:p>
+      <w:pPr>
+        <w:spacing w:line="240" w:lineRule="auto"/>
+        <w:rPr>
+          <w:lang w:val="en-US"/>
+        </w:rPr>
+      </w:pPr>
+      <w:r>
+        <w:rPr>
+          <w:lang w:val="en-US"/>
+        </w:rPr>
+        <w:tab/>
+        <w:t xml:space="preserve">If you still remember the question, you asked me that night on the Alumni’s Event my answer to that would be “Yes, I would like to” but if you don’t remember it well it’s fine. As long as I didn’t break my promise to you that I won’t do anything to hurt you or your feelings that was the very first promise I made to you, wasn’t it. </w:t>
+      </w:r>
+    </w:p>
+    <w:p>
+      <w:pPr>
+        <w:spacing w:line="240" w:lineRule="auto"/>
+        <w:rPr>
+          <w:lang w:val="en-US"/>
+        </w:rPr>
+      </w:pPr>
+    </w:p>
+    <w:p>
+      <w:pPr>
+        <w:spacing w:line="240" w:lineRule="auto"/>
+      </w:pPr>
+      <w:r>
+        <w:t>I don't really know what comes next, and I'm not asking for anything. But I do hope that whatever this is</w:t>
+      </w:r>
+      <w:r>
+        <w:t>,</w:t>
+      </w:r>
+      <w:r>
+        <w:t xml:space="preserve"> this letter, this small surprise</w:t>
+      </w:r>
+      <w:r>
+        <w:t xml:space="preserve">, </w:t>
+      </w:r>
+      <w:r>
+        <w:t>at least made you smile today. And who knows, maybe there are more moments ahead for us, goofy ones included.</w:t>
+      </w:r>
+    </w:p>
+    <w:p>
+      <w:pPr>
+        <w:spacing w:line="240" w:lineRule="auto"/>
+        <w:rPr>
+          <w:rFonts w:ascii="Segoe UI Emoji" w:hAnsi="Segoe UI Emoji" w:cs="Segoe UI Emoji"/>
+        </w:rPr>
+      </w:pPr>
+      <w:r>
+        <w:t xml:space="preserve">Happy birthday. Here's to you. </w:t>
+      </w:r>
+      <w:r>
+        <w:rPr>
+          <w:rFonts w:ascii="Segoe UI Emoji" w:hAnsi="Segoe UI Emoji" w:cs="Segoe UI Emoji"/>
+        </w:rPr>
+        <w:t>🥛</w:t>
+      </w:r>
+    </w:p>
+    <w:p>
+      <w:pPr>
+        <w:spacing w:line="240" w:lineRule="auto"/>
+      </w:pPr>
+      <w:r>
+        <w:rPr>
+          <w:rFonts w:ascii="Segoe UI Emoji" w:hAnsi="Segoe UI Emoji" w:cs="Segoe UI Emoji"/>
+        </w:rPr>
+        <w:t>-Mico</w:t>
       </w:r>
     </w:p>
     <w:sectPr>
@@ -628,7 +922,6 @@
   <w:style w:type="character" w:default="1" w:styleId="DefaultParagraphFont">
     <w:name w:val="Default Paragraph Font"/>
     <w:uiPriority w:val="1"/>
-    <w:semiHidden/>
     <w:unhideWhenUsed/>
   </w:style>
   <w:style w:type="table" w:default="1" w:styleId="TableNormal">
